--- a/Extra.docx
+++ b/Extra.docx
@@ -1,6 +1,6 @@
 
 <file path=word/document.xml><?xml version="1.0" encoding="utf-8"?>
-<w:document xmlns:wpc="http://schemas.microsoft.com/office/word/2010/wordprocessingCanvas" xmlns:cx="http://schemas.microsoft.com/office/drawing/2014/chartex" xmlns:cx1="http://schemas.microsoft.com/office/drawing/2015/9/8/chartex" xmlns:cx2="http://schemas.microsoft.com/office/drawing/2015/10/21/chartex" xmlns:cx3="http://schemas.microsoft.com/office/drawing/2016/5/9/chartex" xmlns:cx4="http://schemas.microsoft.com/office/drawing/2016/5/10/chartex" xmlns:cx5="http://schemas.microsoft.com/office/drawing/2016/5/11/chartex" xmlns:cx6="http://schemas.microsoft.com/office/drawing/2016/5/12/chartex" xmlns:cx7="http://schemas.microsoft.com/office/drawing/2016/5/13/chartex" xmlns:cx8="http://schemas.microsoft.com/office/drawing/2016/5/14/chartex" xmlns:mc="http://schemas.openxmlformats.org/markup-compatibility/2006" xmlns:aink="http://schemas.microsoft.com/office/drawing/2016/ink" xmlns:am3d="http://schemas.microsoft.com/office/drawing/2017/model3d" xmlns:o="urn:schemas-microsoft-com:office:office" xmlns:r="http://schemas.openxmlformats.org/officeDocument/2006/relationships" xmlns:m="http://schemas.openxmlformats.org/officeDocument/2006/math" xmlns:v="urn:schemas-microsoft-com:vml" xmlns:wp14="http://schemas.microsoft.com/office/word/2010/wordprocessingDrawing" xmlns:wp="http://schemas.openxmlformats.org/drawingml/2006/wordprocessingDrawing" xmlns:w10="urn:schemas-microsoft-com:office:word" xmlns:w="http://schemas.openxmlformats.org/wordprocessingml/2006/main" xmlns:w14="http://schemas.microsoft.com/office/word/2010/wordml" xmlns:w15="http://schemas.microsoft.com/office/word/2012/wordml" xmlns:w16cex="http://schemas.microsoft.com/office/word/2018/wordml/cex" xmlns:w16cid="http://schemas.microsoft.com/office/word/2016/wordml/cid" xmlns:w16="http://schemas.microsoft.com/office/word/2018/wordml" xmlns:w16sdtdh="http://schemas.microsoft.com/office/word/2020/wordml/sdtdatahash" xmlns:w16se="http://schemas.microsoft.com/office/word/2015/wordml/symex" xmlns:wpg="http://schemas.microsoft.com/office/word/2010/wordprocessingGroup" xmlns:wpi="http://schemas.microsoft.com/office/word/2010/wordprocessingInk" xmlns:wne="http://schemas.microsoft.com/office/word/2006/wordml" xmlns:wps="http://schemas.microsoft.com/office/word/2010/wordprocessingShape" mc:Ignorable="w14 w15 w16se w16cid w16 w16cex w16sdtdh wp14">
+<w:document xmlns:wpc="http://schemas.microsoft.com/office/word/2010/wordprocessingCanvas" xmlns:cx="http://schemas.microsoft.com/office/drawing/2014/chartex" xmlns:cx1="http://schemas.microsoft.com/office/drawing/2015/9/8/chartex" xmlns:cx2="http://schemas.microsoft.com/office/drawing/2015/10/21/chartex" xmlns:cx3="http://schemas.microsoft.com/office/drawing/2016/5/9/chartex" xmlns:cx4="http://schemas.microsoft.com/office/drawing/2016/5/10/chartex" xmlns:cx5="http://schemas.microsoft.com/office/drawing/2016/5/11/chartex" xmlns:cx6="http://schemas.microsoft.com/office/drawing/2016/5/12/chartex" xmlns:cx7="http://schemas.microsoft.com/office/drawing/2016/5/13/chartex" xmlns:cx8="http://schemas.microsoft.com/office/drawing/2016/5/14/chartex" xmlns:mc="http://schemas.openxmlformats.org/markup-compatibility/2006" xmlns:aink="http://schemas.microsoft.com/office/drawing/2016/ink" xmlns:am3d="http://schemas.microsoft.com/office/drawing/2017/model3d" xmlns:o="urn:schemas-microsoft-com:office:office" xmlns:oel="http://schemas.microsoft.com/office/2019/extlst" xmlns:r="http://schemas.openxmlformats.org/officeDocument/2006/relationships" xmlns:m="http://schemas.openxmlformats.org/officeDocument/2006/math" xmlns:v="urn:schemas-microsoft-com:vml" xmlns:wp14="http://schemas.microsoft.com/office/word/2010/wordprocessingDrawing" xmlns:wp="http://schemas.openxmlformats.org/drawingml/2006/wordprocessingDrawing" xmlns:w10="urn:schemas-microsoft-com:office:word" xmlns:w="http://schemas.openxmlformats.org/wordprocessingml/2006/main" xmlns:w14="http://schemas.microsoft.com/office/word/2010/wordml" xmlns:w15="http://schemas.microsoft.com/office/word/2012/wordml" xmlns:w16cex="http://schemas.microsoft.com/office/word/2018/wordml/cex" xmlns:w16cid="http://schemas.microsoft.com/office/word/2016/wordml/cid" xmlns:w16="http://schemas.microsoft.com/office/word/2018/wordml" xmlns:w16du="http://schemas.microsoft.com/office/word/2023/wordml/word16du" xmlns:w16sdtdh="http://schemas.microsoft.com/office/word/2020/wordml/sdtdatahash" xmlns:w16sdtfl="http://schemas.microsoft.com/office/word/2024/wordml/sdtformatlock" xmlns:w16se="http://schemas.microsoft.com/office/word/2015/wordml/symex" xmlns:wpg="http://schemas.microsoft.com/office/word/2010/wordprocessingGroup" xmlns:wpi="http://schemas.microsoft.com/office/word/2010/wordprocessingInk" xmlns:wne="http://schemas.microsoft.com/office/word/2006/wordml" xmlns:wps="http://schemas.microsoft.com/office/word/2010/wordprocessingShape" mc:Ignorable="w14 w15 w16se w16cid w16 w16cex w16sdtdh w16sdtfl w16du wp14">
   <w:body>
     <w:p>
       <w:pPr>
@@ -832,32 +832,73 @@
         <w:t>except:</w:t>
       </w:r>
       <w:r>
-        <w:t xml:space="preserve">  </w:t>
-      </w:r>
-      <w:r>
-        <w:t>bắt lỗi kỹ thuật</w:t>
-      </w:r>
-    </w:p>
-    <w:p>
-      <w:r>
-        <w:t xml:space="preserve">Dùng try-except cho: </w:t>
-      </w:r>
-      <w:r>
-        <w:t>Chuyển kiểu dữ liệu</w:t>
-      </w:r>
-      <w:r>
-        <w:t xml:space="preserve">; Lỗi chia cho 0; Mở file không tồn tại; Truy cập index ko tồn tại. </w:t>
-      </w:r>
-    </w:p>
-    <w:p>
-      <w:r>
-        <w:t xml:space="preserve">TypeError: </w:t>
+        <w:t xml:space="preserve"> </w:t>
+      </w:r>
+    </w:p>
+    <w:p>
+      <w:r>
+        <w:t xml:space="preserve">try-except là cấu trúc </w:t>
       </w:r>
       <w:r>
         <w:rPr>
           <w:b/>
           <w:bCs/>
         </w:rPr>
+        <w:t>xử lý ngoại lệ (exception handling)</w:t>
+      </w:r>
+      <w:r>
+        <w:t xml:space="preserve"> trong Python, cho phép chương trình </w:t>
+      </w:r>
+      <w:r>
+        <w:rPr>
+          <w:b/>
+          <w:bCs/>
+        </w:rPr>
+        <w:t>tiếp tục chạy</w:t>
+      </w:r>
+      <w:r>
+        <w:t xml:space="preserve"> thay vì </w:t>
+      </w:r>
+      <w:r>
+        <w:rPr>
+          <w:b/>
+          <w:bCs/>
+        </w:rPr>
+        <w:t>dừng đột ngột</w:t>
+      </w:r>
+      <w:r>
+        <w:t xml:space="preserve"> khi gặp lỗi.</w:t>
+      </w:r>
+      <w:r>
+        <w:t xml:space="preserve"> </w:t>
+      </w:r>
+    </w:p>
+    <w:p>
+      <w:r>
+        <w:t xml:space="preserve">Dùng try-except </w:t>
+      </w:r>
+      <w:r>
+        <w:t xml:space="preserve">để bắt lỗi kỹ thuật </w:t>
+      </w:r>
+      <w:r>
+        <w:t xml:space="preserve">cho: </w:t>
+      </w:r>
+      <w:r>
+        <w:t>Chuyển kiểu dữ liệu</w:t>
+      </w:r>
+      <w:r>
+        <w:t xml:space="preserve">; Lỗi chia cho 0; Mở file không tồn tại; Truy cập index ko tồn tại. </w:t>
+      </w:r>
+    </w:p>
+    <w:p>
+      <w:r>
+        <w:t xml:space="preserve">TypeError: </w:t>
+      </w:r>
+      <w:r>
+        <w:rPr>
+          <w:b/>
+          <w:bCs/>
+        </w:rPr>
         <w:t>Kiểu dữ liệu</w:t>
       </w:r>
       <w:r>
@@ -909,6 +950,7 @@
           <w:rFonts w:ascii="Times New Roman" w:eastAsia="Times New Roman" w:hAnsi="Times New Roman" w:cs="Times New Roman"/>
           <w:szCs w:val="24"/>
         </w:rPr>
+        <w:lastRenderedPageBreak/>
         <w:t>Ta viết:</w:t>
       </w:r>
     </w:p>
@@ -946,7 +988,6 @@
           <w:sz w:val="20"/>
           <w:szCs w:val="20"/>
         </w:rPr>
-        <w:lastRenderedPageBreak/>
         <w:t>try:</w:t>
       </w:r>
       <w:r>
@@ -1885,6 +1926,7 @@
           <w:sz w:val="20"/>
           <w:szCs w:val="20"/>
         </w:rPr>
+        <w:lastRenderedPageBreak/>
         <w:t xml:space="preserve">int("12.3")      # </w:t>
       </w:r>
       <w:r>
@@ -1938,7 +1980,6 @@
           <w:sz w:val="20"/>
           <w:szCs w:val="20"/>
         </w:rPr>
-        <w:lastRenderedPageBreak/>
         <w:t xml:space="preserve">int("abc")       # </w:t>
       </w:r>
       <w:r>
@@ -3436,6 +3477,7 @@
                 <w:sz w:val="20"/>
                 <w:szCs w:val="20"/>
               </w:rPr>
+              <w:lastRenderedPageBreak/>
               <w:t># 1. Số nguyên (int)</w:t>
             </w:r>
             <w:r>
@@ -3470,7 +3512,6 @@
                 <w:sz w:val="20"/>
                 <w:szCs w:val="20"/>
               </w:rPr>
-              <w:lastRenderedPageBreak/>
               <w:t>float(5)        # → 5.0  (hợp lệ)</w:t>
             </w:r>
           </w:p>
@@ -3971,6 +4012,7 @@
         <w:rPr>
           <w:rFonts w:asciiTheme="majorHAnsi" w:hAnsiTheme="majorHAnsi" w:cstheme="majorHAnsi"/>
         </w:rPr>
+        <w:lastRenderedPageBreak/>
         <w:t>except FileNotFoundError:</w:t>
       </w:r>
     </w:p>
@@ -3985,7 +4027,6 @@
         <w:rPr>
           <w:rFonts w:asciiTheme="majorHAnsi" w:hAnsiTheme="majorHAnsi" w:cstheme="majorHAnsi"/>
         </w:rPr>
-        <w:lastRenderedPageBreak/>
         <w:t xml:space="preserve">    print("File không tồn tại")</w:t>
       </w:r>
     </w:p>
@@ -4753,6 +4794,7 @@
           <w:sz w:val="27"/>
           <w:szCs w:val="27"/>
         </w:rPr>
+        <w:lastRenderedPageBreak/>
         <w:t>2.2. Vòng lặp (</w:t>
       </w:r>
       <w:r>
@@ -4829,7 +4871,6 @@
           <w:sz w:val="20"/>
           <w:szCs w:val="20"/>
         </w:rPr>
-        <w:lastRenderedPageBreak/>
         <w:t># Vòng lặp chờ tín hiệu (polling pattern)</w:t>
       </w:r>
     </w:p>
@@ -6756,7 +6797,7 @@
 </file>
 
 <file path=word/numbering.xml><?xml version="1.0" encoding="utf-8"?>
-<w:numbering xmlns:wpc="http://schemas.microsoft.com/office/word/2010/wordprocessingCanvas" xmlns:cx="http://schemas.microsoft.com/office/drawing/2014/chartex" xmlns:cx1="http://schemas.microsoft.com/office/drawing/2015/9/8/chartex" xmlns:cx2="http://schemas.microsoft.com/office/drawing/2015/10/21/chartex" xmlns:cx3="http://schemas.microsoft.com/office/drawing/2016/5/9/chartex" xmlns:cx4="http://schemas.microsoft.com/office/drawing/2016/5/10/chartex" xmlns:cx5="http://schemas.microsoft.com/office/drawing/2016/5/11/chartex" xmlns:cx6="http://schemas.microsoft.com/office/drawing/2016/5/12/chartex" xmlns:cx7="http://schemas.microsoft.com/office/drawing/2016/5/13/chartex" xmlns:cx8="http://schemas.microsoft.com/office/drawing/2016/5/14/chartex" xmlns:mc="http://schemas.openxmlformats.org/markup-compatibility/2006" xmlns:aink="http://schemas.microsoft.com/office/drawing/2016/ink" xmlns:am3d="http://schemas.microsoft.com/office/drawing/2017/model3d" xmlns:o="urn:schemas-microsoft-com:office:office" xmlns:r="http://schemas.openxmlformats.org/officeDocument/2006/relationships" xmlns:m="http://schemas.openxmlformats.org/officeDocument/2006/math" xmlns:v="urn:schemas-microsoft-com:vml" xmlns:wp14="http://schemas.microsoft.com/office/word/2010/wordprocessingDrawing" xmlns:wp="http://schemas.openxmlformats.org/drawingml/2006/wordprocessingDrawing" xmlns:w10="urn:schemas-microsoft-com:office:word" xmlns:w="http://schemas.openxmlformats.org/wordprocessingml/2006/main" xmlns:w14="http://schemas.microsoft.com/office/word/2010/wordml" xmlns:w15="http://schemas.microsoft.com/office/word/2012/wordml" xmlns:w16cex="http://schemas.microsoft.com/office/word/2018/wordml/cex" xmlns:w16cid="http://schemas.microsoft.com/office/word/2016/wordml/cid" xmlns:w16="http://schemas.microsoft.com/office/word/2018/wordml" xmlns:w16sdtdh="http://schemas.microsoft.com/office/word/2020/wordml/sdtdatahash" xmlns:w16se="http://schemas.microsoft.com/office/word/2015/wordml/symex" xmlns:wpg="http://schemas.microsoft.com/office/word/2010/wordprocessingGroup" xmlns:wpi="http://schemas.microsoft.com/office/word/2010/wordprocessingInk" xmlns:wne="http://schemas.microsoft.com/office/word/2006/wordml" xmlns:wps="http://schemas.microsoft.com/office/word/2010/wordprocessingShape" mc:Ignorable="w14 w15 w16se w16cid w16 w16cex w16sdtdh wp14">
+<w:numbering xmlns:wpc="http://schemas.microsoft.com/office/word/2010/wordprocessingCanvas" xmlns:cx="http://schemas.microsoft.com/office/drawing/2014/chartex" xmlns:cx1="http://schemas.microsoft.com/office/drawing/2015/9/8/chartex" xmlns:cx2="http://schemas.microsoft.com/office/drawing/2015/10/21/chartex" xmlns:cx3="http://schemas.microsoft.com/office/drawing/2016/5/9/chartex" xmlns:cx4="http://schemas.microsoft.com/office/drawing/2016/5/10/chartex" xmlns:cx5="http://schemas.microsoft.com/office/drawing/2016/5/11/chartex" xmlns:cx6="http://schemas.microsoft.com/office/drawing/2016/5/12/chartex" xmlns:cx7="http://schemas.microsoft.com/office/drawing/2016/5/13/chartex" xmlns:cx8="http://schemas.microsoft.com/office/drawing/2016/5/14/chartex" xmlns:mc="http://schemas.openxmlformats.org/markup-compatibility/2006" xmlns:aink="http://schemas.microsoft.com/office/drawing/2016/ink" xmlns:am3d="http://schemas.microsoft.com/office/drawing/2017/model3d" xmlns:o="urn:schemas-microsoft-com:office:office" xmlns:oel="http://schemas.microsoft.com/office/2019/extlst" xmlns:r="http://schemas.openxmlformats.org/officeDocument/2006/relationships" xmlns:m="http://schemas.openxmlformats.org/officeDocument/2006/math" xmlns:v="urn:schemas-microsoft-com:vml" xmlns:wp14="http://schemas.microsoft.com/office/word/2010/wordprocessingDrawing" xmlns:wp="http://schemas.openxmlformats.org/drawingml/2006/wordprocessingDrawing" xmlns:w10="urn:schemas-microsoft-com:office:word" xmlns:w="http://schemas.openxmlformats.org/wordprocessingml/2006/main" xmlns:w14="http://schemas.microsoft.com/office/word/2010/wordml" xmlns:w15="http://schemas.microsoft.com/office/word/2012/wordml" xmlns:w16cex="http://schemas.microsoft.com/office/word/2018/wordml/cex" xmlns:w16cid="http://schemas.microsoft.com/office/word/2016/wordml/cid" xmlns:w16="http://schemas.microsoft.com/office/word/2018/wordml" xmlns:w16du="http://schemas.microsoft.com/office/word/2023/wordml/word16du" xmlns:w16sdtdh="http://schemas.microsoft.com/office/word/2020/wordml/sdtdatahash" xmlns:w16sdtfl="http://schemas.microsoft.com/office/word/2024/wordml/sdtformatlock" xmlns:w16se="http://schemas.microsoft.com/office/word/2015/wordml/symex" xmlns:wpg="http://schemas.microsoft.com/office/word/2010/wordprocessingGroup" xmlns:wpi="http://schemas.microsoft.com/office/word/2010/wordprocessingInk" xmlns:wne="http://schemas.microsoft.com/office/word/2006/wordml" xmlns:wps="http://schemas.microsoft.com/office/word/2010/wordprocessingShape" mc:Ignorable="w14 w15 w16se w16cid w16 w16cex w16sdtdh w16sdtfl w16du wp14">
   <w:abstractNum w:abstractNumId="0" w15:restartNumberingAfterBreak="0">
     <w:nsid w:val="0CE25EEE"/>
     <w:multiLevelType w:val="multilevel"/>
@@ -7502,26 +7543,26 @@
       </w:rPr>
     </w:lvl>
   </w:abstractNum>
-  <w:num w:numId="1">
+  <w:num w:numId="1" w16cid:durableId="90316381">
     <w:abstractNumId w:val="0"/>
   </w:num>
-  <w:num w:numId="2">
+  <w:num w:numId="2" w16cid:durableId="1551920441">
     <w:abstractNumId w:val="1"/>
   </w:num>
-  <w:num w:numId="3">
+  <w:num w:numId="3" w16cid:durableId="1489248449">
     <w:abstractNumId w:val="4"/>
   </w:num>
-  <w:num w:numId="4">
+  <w:num w:numId="4" w16cid:durableId="20016485">
     <w:abstractNumId w:val="3"/>
   </w:num>
-  <w:num w:numId="5">
+  <w:num w:numId="5" w16cid:durableId="1719667537">
     <w:abstractNumId w:val="2"/>
   </w:num>
 </w:numbering>
 </file>
 
 <file path=word/styles.xml><?xml version="1.0" encoding="utf-8"?>
-<w:styles xmlns:mc="http://schemas.openxmlformats.org/markup-compatibility/2006" xmlns:r="http://schemas.openxmlformats.org/officeDocument/2006/relationships" xmlns:w="http://schemas.openxmlformats.org/wordprocessingml/2006/main" xmlns:w14="http://schemas.microsoft.com/office/word/2010/wordml" xmlns:w15="http://schemas.microsoft.com/office/word/2012/wordml" xmlns:w16cex="http://schemas.microsoft.com/office/word/2018/wordml/cex" xmlns:w16cid="http://schemas.microsoft.com/office/word/2016/wordml/cid" xmlns:w16="http://schemas.microsoft.com/office/word/2018/wordml" xmlns:w16sdtdh="http://schemas.microsoft.com/office/word/2020/wordml/sdtdatahash" xmlns:w16se="http://schemas.microsoft.com/office/word/2015/wordml/symex" mc:Ignorable="w14 w15 w16se w16cid w16 w16cex w16sdtdh">
+<w:styles xmlns:mc="http://schemas.openxmlformats.org/markup-compatibility/2006" xmlns:r="http://schemas.openxmlformats.org/officeDocument/2006/relationships" xmlns:w="http://schemas.openxmlformats.org/wordprocessingml/2006/main" xmlns:w14="http://schemas.microsoft.com/office/word/2010/wordml" xmlns:w15="http://schemas.microsoft.com/office/word/2012/wordml" xmlns:w16cex="http://schemas.microsoft.com/office/word/2018/wordml/cex" xmlns:w16cid="http://schemas.microsoft.com/office/word/2016/wordml/cid" xmlns:w16="http://schemas.microsoft.com/office/word/2018/wordml" xmlns:w16du="http://schemas.microsoft.com/office/word/2023/wordml/word16du" xmlns:w16sdtdh="http://schemas.microsoft.com/office/word/2020/wordml/sdtdatahash" xmlns:w16sdtfl="http://schemas.microsoft.com/office/word/2024/wordml/sdtformatlock" xmlns:w16se="http://schemas.microsoft.com/office/word/2015/wordml/symex" mc:Ignorable="w14 w15 w16se w16cid w16 w16cex w16sdtdh w16sdtfl w16du">
   <w:docDefaults>
     <w:rPrDefault>
       <w:rPr>
@@ -7996,7 +8037,6 @@
   <w:style w:type="character" w:default="1" w:styleId="DefaultParagraphFont">
     <w:name w:val="Default Paragraph Font"/>
     <w:uiPriority w:val="1"/>
-    <w:semiHidden/>
     <w:unhideWhenUsed/>
   </w:style>
   <w:style w:type="table" w:default="1" w:styleId="TableNormal">
